--- a/ru/wisdom-stories/keep-your-self-respect.docx
+++ b/ru/wisdom-stories/keep-your-self-respect.docx
@@ -14,7 +14,7 @@
           <w:bCs/>
           <w:lang/>
         </w:rPr>
-        <w:t>Не становись пересудом на устах и пылью под ногами</w:t>
+        <w:t>Не становись мишенью для пересудов и пылью под ногами</w:t>
       </w:r>
     </w:p>
     <w:p>
@@ -27,7 +27,7 @@
         <w:rPr>
           <w:lang/>
         </w:rPr>
-        <w:t>«Не становись молвой на чужих устах и пылью под чужими ногами», — гласит азербайджанское выражение. Оно напоминает: береги достоинство в словах и поступках, не становись игрушкой пересудов и не мирись с унижением.</w:t>
+        <w:t>«Не становись молвой на чужих устах и пылью под чужими ногами», — гласит азербайджанское выражение. Оно напоминает: береги достоинство в словах и поступках, не позволяй пересудам управлять твоей жизнью и не мирись с унижением.</w:t>
       </w:r>
     </w:p>
     <w:p>
